--- a/tests/fixtures/synthetic/files/grant_application__wrong_paper.docx
+++ b/tests/fixtures/synthetic/files/grant_application__wrong_paper.docx
@@ -7,7 +7,7 @@
         <w:pStyle w:val="Title"/>
       </w:pPr>
       <w:r>
-        <w:t>Workforce pathways into the semiconductor manufacturing sector: Mechanisms and Interventions</w:t>
+        <w:t>Room-temperature quantum sensing for magnetic imaging: A Multidisciplinary Research Program</w:t>
       </w:r>
     </w:p>
     <w:p>
@@ -20,17 +20,12 @@
     </w:p>
     <w:p>
       <w:r>
-        <w:t>Aim 1: Advance workforce pathways into the semiconductor manufacturing sector via a field experiment-focused strategy.</w:t>
+        <w:t>Aim 1: Advance room-temperature quantum sensing for magnetic imaging via a spectroscopy-focused strategy.</w:t>
       </w:r>
     </w:p>
     <w:p>
       <w:r>
-        <w:t>Aim 2: Advance workforce pathways into the semiconductor manufacturing sector via a field experiment-focused strategy.</w:t>
-      </w:r>
-    </w:p>
-    <w:p>
-      <w:r>
-        <w:t>Aim 3: Advance workforce pathways into the semiconductor manufacturing sector via a field experiment-focused strategy.</w:t>
+        <w:t>Aim 2: Advance room-temperature quantum sensing for magnetic imaging via a spectroscopy-focused strategy.</w:t>
       </w:r>
     </w:p>
     <w:p>
@@ -43,7 +38,7 @@
     </w:p>
     <w:p>
       <w:r>
-        <w:t>Our preliminary data suggest a tractable path toward measurable improvement. We will assemble a multidisciplinary team with complementary expertise. This proposal addresses workforce pathways into the semiconductor manufacturing sector, a problem with substantial significance. The approach integrates established field experiment methods with a novel analytical pipeline.</w:t>
+        <w:t>The approach integrates established spectroscopy methods with a novel analytical pipeline. Prior work has established a partial understanding, yet key gaps remain. Rigorous, pre-registered analyses will guard against bias and support reproducibility. Our preliminary data suggest a tractable path toward measurable improvement.</w:t>
       </w:r>
     </w:p>
     <w:p>
@@ -56,7 +51,7 @@
     </w:p>
     <w:p>
       <w:r>
-        <w:t>We will assemble a multidisciplinary team with complementary expertise. The approach integrates established field experiment methods with a novel analytical pipeline. Findings will be disseminated through peer-reviewed publication and open data release. Prior work has established a partial understanding, yet key gaps remain.</w:t>
+        <w:t>Findings will be disseminated through peer-reviewed publication and open data release. Prior work has established a partial understanding, yet key gaps remain. The approach integrates established spectroscopy methods with a novel analytical pipeline. This proposal addresses room-temperature quantum sensing for magnetic imaging, a problem with substantial significance.</w:t>
       </w:r>
     </w:p>
     <w:p>
@@ -69,7 +64,7 @@
     </w:p>
     <w:p>
       <w:r>
-        <w:t>Prior work has established a partial understanding, yet key gaps remain.</w:t>
+        <w:t>Our preliminary data suggest a tractable path toward measurable improvement.</w:t>
       </w:r>
     </w:p>
     <w:p>
@@ -82,7 +77,7 @@
     </w:p>
     <w:p>
       <w:r>
-        <w:t>The PI's first independent award; strong mentorship is in place. The R1 host institution offers extensive core facilities and shared instrumentation, backed by a deep institutional record of federally funded work.</w:t>
+        <w:t>The applicant is a community nonprofit partnering with an academic core. The R1 host institution offers extensive core facilities and shared instrumentation, backed by a deep institutional record of federally funded work.</w:t>
       </w:r>
     </w:p>
     <w:p>
@@ -95,7 +90,7 @@
     </w:p>
     <w:p>
       <w:r>
-        <w:t>Total requested support is $1,611,680 over 4 years at a R1 institution, covering personnel, materials, and dissemination.</w:t>
+        <w:t>Budget: personnel $426,114; equipment $90,807; travel $13,213; indirect costs $134,662. Total requested support is $664,796 over 3 years at a R1 institution.</w:t>
       </w:r>
     </w:p>
     <w:p>
@@ -111,7 +106,7 @@
         <w:pStyle w:val="ListNumber"/>
       </w:pPr>
       <w:r>
-        <w:t>[1] https://doi.org/10.1371/journal.pone.0173664</w:t>
+        <w:t>[1] https://doi.org/10.1021/jacs.9b02765</w:t>
       </w:r>
     </w:p>
     <w:p>
@@ -119,7 +114,7 @@
         <w:pStyle w:val="ListNumber"/>
       </w:pPr>
       <w:r>
-        <w:t>[2] https://doi.org/10.1126/science.1259855</w:t>
+        <w:t>[2] https://doi.org/10.1073/pnas.1517384113</w:t>
       </w:r>
     </w:p>
     <w:p>
@@ -127,7 +122,7 @@
         <w:pStyle w:val="ListNumber"/>
       </w:pPr>
       <w:r>
-        <w:t>[3] https://doi.org/10.1056/NEJMoa2034577</w:t>
+        <w:t>[3] https://doi.org/10.1016/j.cell.2016.07.054</w:t>
       </w:r>
     </w:p>
     <w:p>
@@ -135,7 +130,15 @@
         <w:pStyle w:val="ListNumber"/>
       </w:pPr>
       <w:r>
-        <w:t>[4] https://doi.org/10.1073/pnas.1517384113</w:t>
+        <w:t>[4] https://doi.org/10.1126/science.1259855</w:t>
+      </w:r>
+    </w:p>
+    <w:p>
+      <w:pPr>
+        <w:pStyle w:val="ListNumber"/>
+      </w:pPr>
+      <w:r>
+        <w:t>[5] https://doi.org/10.1109/TPAMI.2016.2577031</w:t>
       </w:r>
     </w:p>
     <w:sectPr>

--- a/tests/fixtures/synthetic/files/grant_application__wrong_paper.docx
+++ b/tests/fixtures/synthetic/files/grant_application__wrong_paper.docx
@@ -20,12 +20,12 @@
     </w:p>
     <w:p>
       <w:r>
-        <w:t>Aim 1: Advance room-temperature quantum sensing for magnetic imaging via a spectroscopy-focused strategy.</w:t>
+        <w:t>Aim 1: Advance room-temperature quantum sensing for magnetic imaging via a spectroscopy-focused strategy [1].</w:t>
       </w:r>
     </w:p>
     <w:p>
       <w:r>
-        <w:t>Aim 2: Advance room-temperature quantum sensing for magnetic imaging via a spectroscopy-focused strategy.</w:t>
+        <w:t>Aim 2: Advance room-temperature quantum sensing for magnetic imaging via a spectroscopy-focused strategy [2].</w:t>
       </w:r>
     </w:p>
     <w:p>
@@ -38,7 +38,7 @@
     </w:p>
     <w:p>
       <w:r>
-        <w:t>The approach integrates established spectroscopy methods with a novel analytical pipeline. Prior work has established a partial understanding, yet key gaps remain. Rigorous, pre-registered analyses will guard against bias and support reproducibility. Our preliminary data suggest a tractable path toward measurable improvement.</w:t>
+        <w:t>The approach integrates established spectroscopy methods with a novel analytical pipeline [3]. Prior work has established a partial understanding, yet key gaps remain [4]. Rigorous, pre-registered analyses will guard against bias and support reproducibility [5]. Our preliminary data suggest a tractable path toward measurable improvement.</w:t>
       </w:r>
     </w:p>
     <w:p>
@@ -91,6 +91,11 @@
     <w:p>
       <w:r>
         <w:t>Budget: personnel $426,114; equipment $90,807; travel $13,213; indirect costs $134,662. Total requested support is $664,796 over 3 years at a R1 institution.</w:t>
+      </w:r>
+    </w:p>
+    <w:p>
+      <w:r>
+        <w:t>As one source notes, “Our preliminary data suggest a tractable path toward measurable improvement.” [1]</w:t>
       </w:r>
     </w:p>
     <w:p>
